--- a/Mingresume-release-platform.docx
+++ b/Mingresume-release-platform.docx
@@ -136,33 +136,72 @@
         <w:rPr>
           <w:sz w:val="21"/>
         </w:rPr>
-        <w:t xml:space="preserve"> — the package-registry control plane every one of GEICO's 3000+ engineers depends on — where I drove Artifactory from </w:t>
-      </w:r>
-      <w:r>
-        <w:rPr>
-          <w:b/>
-          <w:sz w:val="21"/>
-        </w:rPr>
-        <w:t>~1 major incident/month to four-nines (99.99%) availability SLO</w:t>
-      </w:r>
-      <w:r>
-        <w:rPr>
-          <w:sz w:val="21"/>
-        </w:rPr>
-        <w:t xml:space="preserve">, architected the </w:t>
-      </w:r>
-      <w:r>
-        <w:rPr>
-          <w:b/>
-          <w:sz w:val="21"/>
-        </w:rPr>
-        <w:t>Entra ID auth boundary for `amp-control-plane`</w:t>
-      </w:r>
-      <w:r>
-        <w:rPr>
-          <w:sz w:val="21"/>
-        </w:rPr>
-        <w:t xml:space="preserve"> (Go JWT middleware + APIM defense-in-depth), and am </w:t>
+        <w:t xml:space="preserve"> — the package-registry control plane every one of GEICO's 3000+ engineers depends on — where I drove Artifactory to </w:t>
+      </w:r>
+      <w:r>
+        <w:rPr>
+          <w:b/>
+          <w:sz w:val="21"/>
+        </w:rPr>
+        <w:t>four-nines (99.99%) availability</w:t>
+      </w:r>
+      <w:r>
+        <w:rPr>
+          <w:sz w:val="21"/>
+        </w:rPr>
+        <w:t xml:space="preserve">, shipped </w:t>
+      </w:r>
+      <w:r>
+        <w:rPr>
+          <w:b/>
+          <w:sz w:val="21"/>
+        </w:rPr>
+        <w:t>Load Healer Reactive</w:t>
+      </w:r>
+      <w:r>
+        <w:rPr>
+          <w:sz w:val="21"/>
+        </w:rPr>
+        <w:t xml:space="preserve"> (OUTAGE → HTTP 429 on NP/PD2), upgraded to </w:t>
+      </w:r>
+      <w:r>
+        <w:rPr>
+          <w:b/>
+          <w:sz w:val="21"/>
+        </w:rPr>
+        <w:t>Artifactory 7.161.15</w:t>
+      </w:r>
+      <w:r>
+        <w:rPr>
+          <w:sz w:val="21"/>
+        </w:rPr>
+        <w:t xml:space="preserve">, and am driving </w:t>
+      </w:r>
+      <w:r>
+        <w:rPr>
+          <w:b/>
+          <w:sz w:val="21"/>
+        </w:rPr>
+        <w:t>Martech → JFrog SaaS cutover</w:t>
+      </w:r>
+      <w:r>
+        <w:rPr>
+          <w:sz w:val="21"/>
+        </w:rPr>
+        <w:t xml:space="preserve"> (Jan 30 hard date) across MAP, CDP, Billing, and Payments with </w:t>
+      </w:r>
+      <w:r>
+        <w:rPr>
+          <w:b/>
+          <w:sz w:val="21"/>
+        </w:rPr>
+        <w:t>`amp-migrate`</w:t>
+      </w:r>
+      <w:r>
+        <w:rPr>
+          <w:sz w:val="21"/>
+        </w:rPr>
+        <w:t xml:space="preserve"> for OIDC/repo-settings. Earlier: </w:t>
       </w:r>
       <w:r>
         <w:rPr>
@@ -175,7 +214,20 @@
         <w:rPr>
           <w:sz w:val="21"/>
         </w:rPr>
-        <w:t xml:space="preserve"> (GitHub Actions workflows validating all 11 supported package types end-to-end; load test at 5,000 repos / 5,000 parallel artifacts). Previously </w:t>
+        <w:t xml:space="preserve"> (11 package types e2e; 5,000×5,000 load test) and </w:t>
+      </w:r>
+      <w:r>
+        <w:rPr>
+          <w:b/>
+          <w:sz w:val="21"/>
+        </w:rPr>
+        <w:t>Entra ID auth for `amp-control-plane`</w:t>
+      </w:r>
+      <w:r>
+        <w:rPr>
+          <w:sz w:val="21"/>
+        </w:rPr>
+        <w:t xml:space="preserve"> on ACS. Previously </w:t>
       </w:r>
       <w:r>
         <w:rPr>
@@ -188,20 +240,20 @@
         <w:rPr>
           <w:sz w:val="21"/>
         </w:rPr>
-        <w:t xml:space="preserve">: led HA Jenkins + HA Nexus migrations for a ~500-engineer org deploying to thousands of production servers, </w:t>
-      </w:r>
-      <w:r>
-        <w:rPr>
-          <w:b/>
-          <w:sz w:val="21"/>
-        </w:rPr>
-        <w:t>saving $600K+/yr in enterprise license costs</w:t>
-      </w:r>
-      <w:r>
-        <w:rPr>
-          <w:sz w:val="21"/>
-        </w:rPr>
-        <w:t xml:space="preserve">. </w:t>
+        <w:t xml:space="preserve"> (Jenkins+Nexus HA, </w:t>
+      </w:r>
+      <w:r>
+        <w:rPr>
+          <w:b/>
+          <w:sz w:val="21"/>
+        </w:rPr>
+        <w:t>$600K+/yr</w:t>
+      </w:r>
+      <w:r>
+        <w:rPr>
+          <w:sz w:val="21"/>
+        </w:rPr>
+        <w:t xml:space="preserve"> savings) and </w:t>
       </w:r>
       <w:r>
         <w:rPr>
@@ -214,7 +266,7 @@
         <w:rPr>
           <w:sz w:val="21"/>
         </w:rPr>
-        <w:t xml:space="preserve"> through SOC 2 Type II remediation and IPO readiness (HashiCorp Vault + SonarCloud across CI/CD). Comfortable across the full DevOps stack: </w:t>
+        <w:t xml:space="preserve"> (SOC 2 Type II / IPO). Stack: </w:t>
       </w:r>
       <w:r>
         <w:rPr>
@@ -227,7 +279,7 @@
         <w:rPr>
           <w:sz w:val="21"/>
         </w:rPr>
-        <w:t xml:space="preserve">, Python, TypeScript, Shell; </w:t>
+        <w:t xml:space="preserve">, Python, TypeScript; </w:t>
       </w:r>
       <w:r>
         <w:rPr>
@@ -240,33 +292,7 @@
         <w:rPr>
           <w:sz w:val="21"/>
         </w:rPr>
-        <w:t xml:space="preserve">, ArgoCD, </w:t>
-      </w:r>
-      <w:r>
-        <w:rPr>
-          <w:b/>
-          <w:sz w:val="21"/>
-        </w:rPr>
-        <w:t>Azure DevOps Pipelines and GitHub Actions</w:t>
-      </w:r>
-      <w:r>
-        <w:rPr>
-          <w:sz w:val="21"/>
-        </w:rPr>
-        <w:t xml:space="preserve">; deep packet-level network debugging (Azure Firewall TLS DPI RCA, JFrog Go-module cache RCAs). MS in AI at Purdue (in progress) and shipping an </w:t>
-      </w:r>
-      <w:r>
-        <w:rPr>
-          <w:b/>
-          <w:sz w:val="21"/>
-        </w:rPr>
-        <w:t>AI-powered CI/CD migration engine</w:t>
-      </w:r>
-      <w:r>
-        <w:rPr>
-          <w:sz w:val="21"/>
-        </w:rPr>
-        <w:t xml:space="preserve"> for GEICO's JFrog SaaS cutover so the Release Platform itself benefits from agentic automation. U.S. Citizen.</w:t>
+        <w:t>, ArgoCD, ADO + GitHub Actions. MS AI @ Purdue (in progress). U.S. Citizen.</w:t>
       </w:r>
     </w:p>
     <w:p>
@@ -347,39 +373,59 @@
           <w:b/>
           <w:sz w:val="21"/>
         </w:rPr>
-        <w:t>Artifactory reliability turnaround</w:t>
-      </w:r>
-      <w:r>
-        <w:rPr>
-          <w:sz w:val="21"/>
-        </w:rPr>
-        <w:t xml:space="preserve"> — drove the package registry from </w:t>
-      </w:r>
-      <w:r>
-        <w:rPr>
-          <w:b/>
-          <w:sz w:val="21"/>
-        </w:rPr>
-        <w:t>~1 major incident/month to a four-nines (99.99%) availability SLO</w:t>
-      </w:r>
-      <w:r>
-        <w:rPr>
-          <w:sz w:val="21"/>
-        </w:rPr>
-        <w:t xml:space="preserve">; AMP on-call lead, CoE author for </w:t>
-      </w:r>
-      <w:r>
-        <w:rPr>
-          <w:b/>
-          <w:sz w:val="21"/>
-        </w:rPr>
-        <w:t>NOCIM-11695</w:t>
-      </w:r>
-      <w:r>
-        <w:rPr>
-          <w:sz w:val="21"/>
-        </w:rPr>
-        <w:t xml:space="preserve"> (April 2026 Entra-ID-driven Artifactory outage)</w:t>
+        <w:t>Artifactory reliability</w:t>
+      </w:r>
+      <w:r>
+        <w:rPr>
+          <w:sz w:val="21"/>
+        </w:rPr>
+        <w:t xml:space="preserve"> — </w:t>
+      </w:r>
+      <w:r>
+        <w:rPr>
+          <w:b/>
+          <w:sz w:val="21"/>
+        </w:rPr>
+        <w:t>~1 major incident/month → 99.99% SLO</w:t>
+      </w:r>
+      <w:r>
+        <w:rPr>
+          <w:sz w:val="21"/>
+        </w:rPr>
+        <w:t xml:space="preserve">; upgraded to </w:t>
+      </w:r>
+      <w:r>
+        <w:rPr>
+          <w:b/>
+          <w:sz w:val="21"/>
+        </w:rPr>
+        <w:t>7.161.15</w:t>
+      </w:r>
+      <w:r>
+        <w:rPr>
+          <w:sz w:val="21"/>
+        </w:rPr>
+        <w:t xml:space="preserve">; AMP on-call lead; CoE author for NOCIM-11695, NOCIM-12455, </w:t>
+      </w:r>
+      <w:r>
+        <w:rPr>
+          <w:b/>
+          <w:sz w:val="21"/>
+        </w:rPr>
+        <w:t>NOCIM-13154</w:t>
+      </w:r>
+      <w:r>
+        <w:rPr>
+          <w:sz w:val="21"/>
+        </w:rPr>
+        <w:t xml:space="preserve">, </w:t>
+      </w:r>
+      <w:r>
+        <w:rPr>
+          <w:b/>
+          <w:sz w:val="21"/>
+        </w:rPr>
+        <w:t>NOCIM-13213</w:t>
       </w:r>
     </w:p>
     <w:p>
@@ -392,65 +438,39 @@
           <w:b/>
           <w:sz w:val="21"/>
         </w:rPr>
-        <w:t>Technical lead, JFrog SaaS POC</w:t>
-      </w:r>
-      <w:r>
-        <w:rPr>
-          <w:sz w:val="21"/>
-        </w:rPr>
-        <w:t xml:space="preserve"> — three </w:t>
-      </w:r>
-      <w:r>
-        <w:rPr>
-          <w:b/>
-          <w:sz w:val="21"/>
-        </w:rPr>
-        <w:t>GitHub Actions</w:t>
-      </w:r>
-      <w:r>
-        <w:rPr>
-          <w:sz w:val="21"/>
-        </w:rPr>
-        <w:t xml:space="preserve"> workflows validating </w:t>
-      </w:r>
-      <w:r>
-        <w:rPr>
-          <w:b/>
-          <w:sz w:val="21"/>
-        </w:rPr>
-        <w:t>all 11 supported JFrog package types</w:t>
-      </w:r>
-      <w:r>
-        <w:rPr>
-          <w:sz w:val="21"/>
-        </w:rPr>
-        <w:t xml:space="preserve"> end-to-end on </w:t>
+        <w:t>Load Healer Reactive</w:t>
+      </w:r>
+      <w:r>
+        <w:rPr>
+          <w:sz w:val="21"/>
+        </w:rPr>
+        <w:t xml:space="preserve"> — shipped OUTAGE → HTTP 429 throttle (</w:t>
       </w:r>
       <w:r>
         <w:rPr>
           <w:rFonts w:ascii="Consolas" w:hAnsi="Consolas"/>
           <w:sz w:val="21"/>
         </w:rPr>
-        <w:t>geicoeast.jfrog.io</w:t>
-      </w:r>
-      <w:r>
-        <w:rPr>
-          <w:sz w:val="21"/>
-        </w:rPr>
-        <w:t xml:space="preserve">; SaaS load test at </w:t>
-      </w:r>
-      <w:r>
-        <w:rPr>
-          <w:b/>
-          <w:sz w:val="21"/>
-        </w:rPr>
-        <w:t>5,000 repos / 5,000 parallel artifacts</w:t>
-      </w:r>
-      <w:r>
-        <w:rPr>
-          <w:sz w:val="21"/>
-        </w:rPr>
-        <w:t xml:space="preserve"> to characterize the cutover envelope</w:t>
+        <w:t>pkg-jfrog-charts</w:t>
+      </w:r>
+      <w:r>
+        <w:rPr>
+          <w:sz w:val="21"/>
+        </w:rPr>
+        <w:t xml:space="preserve"> PR #109/#111); validated on NP, deployed to </w:t>
+      </w:r>
+      <w:r>
+        <w:rPr>
+          <w:b/>
+          <w:sz w:val="21"/>
+        </w:rPr>
+        <w:t>PD2</w:t>
+      </w:r>
+      <w:r>
+        <w:rPr>
+          <w:sz w:val="21"/>
+        </w:rPr>
+        <w:t>; data-driven per-account concurrency threshold</w:t>
       </w:r>
     </w:p>
     <w:p>
@@ -463,52 +483,26 @@
           <w:b/>
           <w:sz w:val="21"/>
         </w:rPr>
-        <w:t>Architected the Entra ID auth boundary for `amp-control-plane`</w:t>
-      </w:r>
-      <w:r>
-        <w:rPr>
-          <w:sz w:val="21"/>
-        </w:rPr>
-        <w:t xml:space="preserve"> — cross-team plan with </w:t>
-      </w:r>
-      <w:r>
-        <w:rPr>
-          <w:b/>
-          <w:sz w:val="21"/>
-        </w:rPr>
-        <w:t>Go JWT middleware</w:t>
-      </w:r>
-      <w:r>
-        <w:rPr>
-          <w:sz w:val="21"/>
-        </w:rPr>
-        <w:t xml:space="preserve"> at the service edge and </w:t>
-      </w:r>
-      <w:r>
-        <w:rPr>
-          <w:b/>
-          <w:sz w:val="21"/>
-        </w:rPr>
-        <w:t>Azure APIM</w:t>
-      </w:r>
-      <w:r>
-        <w:rPr>
-          <w:sz w:val="21"/>
-        </w:rPr>
-        <w:t xml:space="preserve"> defense-in-depth; deployed </w:t>
-      </w:r>
-      <w:r>
-        <w:rPr>
-          <w:rFonts w:ascii="Consolas" w:hAnsi="Consolas"/>
-          <w:sz w:val="21"/>
-        </w:rPr>
-        <w:t>amp-control-plane</w:t>
-      </w:r>
-      <w:r>
-        <w:rPr>
-          <w:sz w:val="21"/>
-        </w:rPr>
-        <w:t xml:space="preserve"> to Azure Container Service production</w:t>
+        <w:t>Martech-off / JFrog SaaS cutover</w:t>
+      </w:r>
+      <w:r>
+        <w:rPr>
+          <w:sz w:val="21"/>
+        </w:rPr>
+        <w:t xml:space="preserve"> (hard date Jan 30) — stood up migration channels; kicked off MAP, CDP, Billing, Payments, Bolt·Athena; </w:t>
+      </w:r>
+      <w:r>
+        <w:rPr>
+          <w:b/>
+          <w:sz w:val="21"/>
+        </w:rPr>
+        <w:t>`amp-migrate`</w:t>
+      </w:r>
+      <w:r>
+        <w:rPr>
+          <w:sz w:val="21"/>
+        </w:rPr>
+        <w:t xml:space="preserve"> for OIDC + repo-settings campaigns</w:t>
       </w:r>
     </w:p>
     <w:p>
@@ -521,78 +515,33 @@
           <w:b/>
           <w:sz w:val="21"/>
         </w:rPr>
-        <w:t>Self-service developer experience for artifact onboarding</w:t>
-      </w:r>
-      <w:r>
-        <w:rPr>
-          <w:sz w:val="21"/>
-        </w:rPr>
-        <w:t xml:space="preserve"> — designed an </w:t>
-      </w:r>
-      <w:r>
-        <w:rPr>
-          <w:b/>
-          <w:sz w:val="21"/>
-        </w:rPr>
-        <w:t>AI-consumable artifact-auth ADR</w:t>
-      </w:r>
-      <w:r>
-        <w:rPr>
-          <w:sz w:val="21"/>
-        </w:rPr>
-        <w:t xml:space="preserve"> so any team (or AI agent) can onboard external repos without AMP hand-holding; introduced JFrog/Slack/ADO/GitHub </w:t>
-      </w:r>
-      <w:r>
-        <w:rPr>
-          <w:b/>
-          <w:sz w:val="21"/>
-        </w:rPr>
-        <w:t>MCP servers</w:t>
-      </w:r>
-      <w:r>
-        <w:rPr>
-          <w:sz w:val="21"/>
-        </w:rPr>
-        <w:t xml:space="preserve"> and Claude/Cursor agent skills (</w:t>
-      </w:r>
-      <w:r>
-        <w:rPr>
-          <w:rFonts w:ascii="Consolas" w:hAnsi="Consolas"/>
-          <w:sz w:val="21"/>
-        </w:rPr>
-        <w:t>solve-case</w:t>
-      </w:r>
-      <w:r>
-        <w:rPr>
-          <w:sz w:val="21"/>
-        </w:rPr>
-        <w:t xml:space="preserve">, </w:t>
-      </w:r>
-      <w:r>
-        <w:rPr>
-          <w:rFonts w:ascii="Consolas" w:hAnsi="Consolas"/>
-          <w:sz w:val="21"/>
-        </w:rPr>
-        <w:t>close-case</w:t>
-      </w:r>
-      <w:r>
-        <w:rPr>
-          <w:sz w:val="21"/>
-        </w:rPr>
-        <w:t xml:space="preserve">, </w:t>
-      </w:r>
-      <w:r>
-        <w:rPr>
-          <w:rFonts w:ascii="Consolas" w:hAnsi="Consolas"/>
-          <w:sz w:val="21"/>
-        </w:rPr>
-        <w:t>build-kb</w:t>
-      </w:r>
-      <w:r>
-        <w:rPr>
-          <w:sz w:val="21"/>
-        </w:rPr>
-        <w:t>) that automate AMP's support, RCA, and runbook workflows</w:t>
+        <w:t>Technical lead, JFrog SaaS POC</w:t>
+      </w:r>
+      <w:r>
+        <w:rPr>
+          <w:sz w:val="21"/>
+        </w:rPr>
+        <w:t xml:space="preserve"> — GitHub Actions validating </w:t>
+      </w:r>
+      <w:r>
+        <w:rPr>
+          <w:b/>
+          <w:sz w:val="21"/>
+        </w:rPr>
+        <w:t>all 11 package types</w:t>
+      </w:r>
+      <w:r>
+        <w:rPr>
+          <w:sz w:val="21"/>
+        </w:rPr>
+        <w:t xml:space="preserve"> e2e; load test </w:t>
+      </w:r>
+      <w:r>
+        <w:rPr>
+          <w:b/>
+          <w:sz w:val="21"/>
+        </w:rPr>
+        <w:t>5,000 repos / 5,000 parallel artifacts</w:t>
       </w:r>
     </w:p>
     <w:p>
@@ -605,13 +554,13 @@
           <w:b/>
           <w:sz w:val="21"/>
         </w:rPr>
-        <w:t>AI-powered CI/CD migration engine</w:t>
-      </w:r>
-      <w:r>
-        <w:rPr>
-          <w:sz w:val="21"/>
-        </w:rPr>
-        <w:t xml:space="preserve"> for the JFrog SaaS cutover that opens per-team PRs across the inventoried pipeline fleet (target: 100% coverage) — Release Platform itself benefiting from agentic automation</w:t>
+        <w:t>Entra ID auth for `amp-control-plane`</w:t>
+      </w:r>
+      <w:r>
+        <w:rPr>
+          <w:sz w:val="21"/>
+        </w:rPr>
+        <w:t xml:space="preserve"> — Go JWT + Azure APIM; ACS production deploy</w:t>
       </w:r>
     </w:p>
     <w:p>
@@ -624,26 +573,45 @@
           <w:b/>
           <w:sz w:val="21"/>
         </w:rPr>
+        <w:t>Self-service + agentic DX</w:t>
+      </w:r>
+      <w:r>
+        <w:rPr>
+          <w:sz w:val="21"/>
+        </w:rPr>
+        <w:t xml:space="preserve"> — AI-consumable artifact-auth ADR; JFrog/Slack/ADO/GitHub MCP servers + Claude/Cursor agent skills; Slack maintenance-announcement skill</w:t>
+      </w:r>
+    </w:p>
+    <w:p>
+      <w:pPr>
+        <w:pStyle w:val="ResumeBullets"/>
+        <w:spacing w:after="40"/>
+      </w:pPr>
+      <w:r>
+        <w:rPr>
+          <w:b/>
+          <w:sz w:val="21"/>
+        </w:rPr>
         <w:t>Production incident leadership</w:t>
       </w:r>
       <w:r>
         <w:rPr>
           <w:sz w:val="21"/>
         </w:rPr>
-        <w:t xml:space="preserve"> — packet-level </w:t>
-      </w:r>
-      <w:r>
-        <w:rPr>
-          <w:b/>
-          <w:sz w:val="21"/>
-        </w:rPr>
-        <w:t>Azure Firewall TLS DPI</w:t>
-      </w:r>
-      <w:r>
-        <w:rPr>
-          <w:sz w:val="21"/>
-        </w:rPr>
-        <w:t xml:space="preserve"> RCA on S3-backed Artifactory repos; multiple JFrog Go-module cache RCAs; lead on cross-org Identity/Network/SRE bridge calls</w:t>
+        <w:t xml:space="preserve"> — Azure Firewall TLS DPI RCA; Go-module cache RCAs; PD Phase 1 stability; TLS renewals with </w:t>
+      </w:r>
+      <w:r>
+        <w:rPr>
+          <w:b/>
+          <w:sz w:val="21"/>
+        </w:rPr>
+        <w:t>&amp;lt;1 min</w:t>
+      </w:r>
+      <w:r>
+        <w:rPr>
+          <w:sz w:val="21"/>
+        </w:rPr>
+        <w:t xml:space="preserve"> outage</w:t>
       </w:r>
     </w:p>
     <w:p>

--- a/Mingresume-release-platform.docx
+++ b/Mingresume-release-platform.docx
@@ -110,189 +110,72 @@
         <w:rPr>
           <w:sz w:val="21"/>
         </w:rPr>
-        <w:t xml:space="preserve">Staff-scope Release Platform / DevOps engineer with </w:t>
+        <w:t xml:space="preserve">Staff-scope release / developer-platform engineer with </w:t>
       </w:r>
       <w:r>
         <w:rPr>
           <w:b/>
           <w:sz w:val="21"/>
         </w:rPr>
-        <w:t>20+ years building internal developer platforms</w:t>
-      </w:r>
-      <w:r>
-        <w:rPr>
-          <w:sz w:val="21"/>
-        </w:rPr>
-        <w:t xml:space="preserve"> that serve hundreds-to-thousands of engineers. Currently Senior Engineer (Staff-IC scope) on </w:t>
+        <w:t>20+ years</w:t>
+      </w:r>
+      <w:r>
+        <w:rPr>
+          <w:sz w:val="21"/>
+        </w:rPr>
+        <w:t xml:space="preserve"> building internal platforms for hundreds-to-thousands of engineers. At GEICO, Staff-IC on the enterprise </w:t>
       </w:r>
       <w:r>
         <w:rPr>
           <w:b/>
           <w:sz w:val="21"/>
         </w:rPr>
-        <w:t>GEICO's Artifact Management Platform</w:t>
-      </w:r>
-      <w:r>
-        <w:rPr>
-          <w:sz w:val="21"/>
-        </w:rPr>
-        <w:t xml:space="preserve"> — the package-registry control plane every one of GEICO's 3000+ engineers depends on — where I drove Artifactory to </w:t>
+        <w:t>artifact registry</w:t>
+      </w:r>
+      <w:r>
+        <w:rPr>
+          <w:sz w:val="21"/>
+        </w:rPr>
+        <w:t xml:space="preserve"> used by 3000+ engineers: </w:t>
       </w:r>
       <w:r>
         <w:rPr>
           <w:b/>
           <w:sz w:val="21"/>
         </w:rPr>
-        <w:t>four-nines (99.99%) availability</w:t>
-      </w:r>
-      <w:r>
-        <w:rPr>
-          <w:sz w:val="21"/>
-        </w:rPr>
-        <w:t xml:space="preserve">, shipped </w:t>
+        <w:t>99.99% availability</w:t>
+      </w:r>
+      <w:r>
+        <w:rPr>
+          <w:sz w:val="21"/>
+        </w:rPr>
+        <w:t xml:space="preserve">, overload protection under saturation, and org-wide </w:t>
       </w:r>
       <w:r>
         <w:rPr>
           <w:b/>
           <w:sz w:val="21"/>
         </w:rPr>
-        <w:t>Load Healer Reactive</w:t>
-      </w:r>
-      <w:r>
-        <w:rPr>
-          <w:sz w:val="21"/>
-        </w:rPr>
-        <w:t xml:space="preserve"> (OUTAGE → HTTP 429 on NP/PD2), upgraded to </w:t>
+        <w:t>migration to JFrog SaaS</w:t>
+      </w:r>
+      <w:r>
+        <w:rPr>
+          <w:sz w:val="21"/>
+        </w:rPr>
+        <w:t xml:space="preserve">. Previously Staff Release Engineer at Navan (SOC 2 / IPO) and Lead Release Engineer at Turn/Amobee (Jenkins+Nexus HA, </w:t>
       </w:r>
       <w:r>
         <w:rPr>
           <w:b/>
           <w:sz w:val="21"/>
         </w:rPr>
-        <w:t>Artifactory 7.161.15</w:t>
-      </w:r>
-      <w:r>
-        <w:rPr>
-          <w:sz w:val="21"/>
-        </w:rPr>
-        <w:t xml:space="preserve">, and am driving </w:t>
-      </w:r>
-      <w:r>
-        <w:rPr>
-          <w:b/>
-          <w:sz w:val="21"/>
-        </w:rPr>
-        <w:t>Martech → JFrog SaaS cutover</w:t>
-      </w:r>
-      <w:r>
-        <w:rPr>
-          <w:sz w:val="21"/>
-        </w:rPr>
-        <w:t xml:space="preserve"> (Jan 30 hard date) across MAP, CDP, Billing, and Payments with </w:t>
-      </w:r>
-      <w:r>
-        <w:rPr>
-          <w:b/>
-          <w:sz w:val="21"/>
-        </w:rPr>
-        <w:t>`amp-migrate`</w:t>
-      </w:r>
-      <w:r>
-        <w:rPr>
-          <w:sz w:val="21"/>
-        </w:rPr>
-        <w:t xml:space="preserve"> for OIDC/repo-settings. Earlier: </w:t>
-      </w:r>
-      <w:r>
-        <w:rPr>
-          <w:b/>
-          <w:sz w:val="21"/>
-        </w:rPr>
-        <w:t>technical lead for the JFrog SaaS POC</w:t>
-      </w:r>
-      <w:r>
-        <w:rPr>
-          <w:sz w:val="21"/>
-        </w:rPr>
-        <w:t xml:space="preserve"> (11 package types e2e; 5,000×5,000 load test) and </w:t>
-      </w:r>
-      <w:r>
-        <w:rPr>
-          <w:b/>
-          <w:sz w:val="21"/>
-        </w:rPr>
-        <w:t>Entra ID auth for `amp-control-plane`</w:t>
-      </w:r>
-      <w:r>
-        <w:rPr>
-          <w:sz w:val="21"/>
-        </w:rPr>
-        <w:t xml:space="preserve"> on ACS. Previously </w:t>
-      </w:r>
-      <w:r>
-        <w:rPr>
-          <w:b/>
-          <w:sz w:val="21"/>
-        </w:rPr>
-        <w:t>Lead Release Engineer at Turn/Amobee</w:t>
-      </w:r>
-      <w:r>
-        <w:rPr>
-          <w:sz w:val="21"/>
-        </w:rPr>
-        <w:t xml:space="preserve"> (Jenkins+Nexus HA, </w:t>
-      </w:r>
-      <w:r>
-        <w:rPr>
-          <w:b/>
-          <w:sz w:val="21"/>
-        </w:rPr>
         <w:t>$600K+/yr</w:t>
       </w:r>
       <w:r>
         <w:rPr>
           <w:sz w:val="21"/>
         </w:rPr>
-        <w:t xml:space="preserve"> savings) and </w:t>
-      </w:r>
-      <w:r>
-        <w:rPr>
-          <w:b/>
-          <w:sz w:val="21"/>
-        </w:rPr>
-        <w:t>Staff Release Engineer at Navan</w:t>
-      </w:r>
-      <w:r>
-        <w:rPr>
-          <w:sz w:val="21"/>
-        </w:rPr>
-        <w:t xml:space="preserve"> (SOC 2 Type II / IPO). Stack: </w:t>
-      </w:r>
-      <w:r>
-        <w:rPr>
-          <w:b/>
-          <w:sz w:val="21"/>
-        </w:rPr>
-        <w:t>Go</w:t>
-      </w:r>
-      <w:r>
-        <w:rPr>
-          <w:sz w:val="21"/>
-        </w:rPr>
-        <w:t xml:space="preserve">, Python, TypeScript; </w:t>
-      </w:r>
-      <w:r>
-        <w:rPr>
-          <w:b/>
-          <w:sz w:val="21"/>
-        </w:rPr>
-        <w:t>Kubernetes / AKS / Helm</w:t>
-      </w:r>
-      <w:r>
-        <w:rPr>
-          <w:sz w:val="21"/>
-        </w:rPr>
-        <w:t>, ArgoCD, ADO + GitHub Actions. MS AI @ Purdue (in progress). U.S. Citizen.</w:t>
+        <w:t xml:space="preserve"> savings). Go, Python, TypeScript; Kubernetes / Helm; Azure DevOps and GitHub Actions. MS AI @ Purdue. U.S. Citizen.</w:t>
       </w:r>
     </w:p>
     <w:p>
@@ -328,7 +211,7 @@
           <w:color w:val="1F3A68"/>
           <w:sz w:val="23"/>
         </w:rPr>
-        <w:t>Senior Engineer (Staff-IC scope) — GEICO, Artifact Management Platform (Developer Engineering)</w:t>
+        <w:t>Senior Engineer (Staff-IC) — GEICO, Artifact Management</w:t>
       </w:r>
     </w:p>
     <w:p>
@@ -348,19 +231,32 @@
           <w:i/>
           <w:sz w:val="20"/>
         </w:rPr>
-        <w:t xml:space="preserve"> · Tech lead for cross-org platform initiatives across Identity, SRE, Network, Database Platform, and DE</w:t>
+        <w:t xml:space="preserve"> · Tech lead for the package registry serving every CI/CD pipeline</w:t>
       </w:r>
     </w:p>
     <w:p>
       <w:pPr>
+        <w:pStyle w:val="ResumeBullets"/>
         <w:spacing w:after="40"/>
       </w:pPr>
       <w:r>
         <w:rPr>
-          <w:i/>
-          <w:sz w:val="21"/>
-        </w:rPr>
-        <w:t>Internal developer platform for 3000+ GEICO engineers — the package-registry / artifact control plane underneath every CI/CD pipeline.</w:t>
+          <w:sz w:val="21"/>
+        </w:rPr>
+        <w:t xml:space="preserve">Drove Artifactory from ~1 major incident/month to </w:t>
+      </w:r>
+      <w:r>
+        <w:rPr>
+          <w:b/>
+          <w:sz w:val="21"/>
+        </w:rPr>
+        <w:t>99.99% SLO</w:t>
+      </w:r>
+      <w:r>
+        <w:rPr>
+          <w:sz w:val="21"/>
+        </w:rPr>
+        <w:t>; on-call lead and post-incident write-ups</w:t>
       </w:r>
     </w:p>
     <w:p>
@@ -370,62 +266,22 @@
       </w:pPr>
       <w:r>
         <w:rPr>
+          <w:sz w:val="21"/>
+        </w:rPr>
+        <w:t xml:space="preserve">Shipped </w:t>
+      </w:r>
+      <w:r>
+        <w:rPr>
           <w:b/>
           <w:sz w:val="21"/>
         </w:rPr>
-        <w:t>Artifactory reliability</w:t>
-      </w:r>
-      <w:r>
-        <w:rPr>
-          <w:sz w:val="21"/>
-        </w:rPr>
-        <w:t xml:space="preserve"> — </w:t>
-      </w:r>
-      <w:r>
-        <w:rPr>
-          <w:b/>
-          <w:sz w:val="21"/>
-        </w:rPr>
-        <w:t>~1 major incident/month → 99.99% SLO</w:t>
-      </w:r>
-      <w:r>
-        <w:rPr>
-          <w:sz w:val="21"/>
-        </w:rPr>
-        <w:t xml:space="preserve">; upgraded to </w:t>
-      </w:r>
-      <w:r>
-        <w:rPr>
-          <w:b/>
-          <w:sz w:val="21"/>
-        </w:rPr>
-        <w:t>7.161.15</w:t>
-      </w:r>
-      <w:r>
-        <w:rPr>
-          <w:sz w:val="21"/>
-        </w:rPr>
-        <w:t xml:space="preserve">; AMP on-call lead; CoE author for NOCIM-11695, NOCIM-12455, </w:t>
-      </w:r>
-      <w:r>
-        <w:rPr>
-          <w:b/>
-          <w:sz w:val="21"/>
-        </w:rPr>
-        <w:t>NOCIM-13154</w:t>
-      </w:r>
-      <w:r>
-        <w:rPr>
-          <w:sz w:val="21"/>
-        </w:rPr>
-        <w:t xml:space="preserve">, </w:t>
-      </w:r>
-      <w:r>
-        <w:rPr>
-          <w:b/>
-          <w:sz w:val="21"/>
-        </w:rPr>
-        <w:t>NOCIM-13213</w:t>
+        <w:t>overload protection</w:t>
+      </w:r>
+      <w:r>
+        <w:rPr>
+          <w:sz w:val="21"/>
+        </w:rPr>
+        <w:t xml:space="preserve"> (HTTP 429 under node saturation) and rolled it to production</w:t>
       </w:r>
     </w:p>
     <w:p>
@@ -435,42 +291,22 @@
       </w:pPr>
       <w:r>
         <w:rPr>
+          <w:sz w:val="21"/>
+        </w:rPr>
+        <w:t xml:space="preserve">Leading </w:t>
+      </w:r>
+      <w:r>
+        <w:rPr>
           <w:b/>
           <w:sz w:val="21"/>
         </w:rPr>
-        <w:t>Load Healer Reactive</w:t>
-      </w:r>
-      <w:r>
-        <w:rPr>
-          <w:sz w:val="21"/>
-        </w:rPr>
-        <w:t xml:space="preserve"> — shipped OUTAGE → HTTP 429 throttle (</w:t>
-      </w:r>
-      <w:r>
-        <w:rPr>
-          <w:rFonts w:ascii="Consolas" w:hAnsi="Consolas"/>
-          <w:sz w:val="21"/>
-        </w:rPr>
-        <w:t>pkg-jfrog-charts</w:t>
-      </w:r>
-      <w:r>
-        <w:rPr>
-          <w:sz w:val="21"/>
-        </w:rPr>
-        <w:t xml:space="preserve"> PR #109/#111); validated on NP, deployed to </w:t>
-      </w:r>
-      <w:r>
-        <w:rPr>
-          <w:b/>
-          <w:sz w:val="21"/>
-        </w:rPr>
-        <w:t>PD2</w:t>
-      </w:r>
-      <w:r>
-        <w:rPr>
-          <w:sz w:val="21"/>
-        </w:rPr>
-        <w:t>; data-driven per-account concurrency threshold</w:t>
+        <w:t>JFrog SaaS migration</w:t>
+      </w:r>
+      <w:r>
+        <w:rPr>
+          <w:sz w:val="21"/>
+        </w:rPr>
+        <w:t xml:space="preserve"> with major consumer orgs; earlier led SaaS POC (11 package types; large-scale load test)</w:t>
       </w:r>
     </w:p>
     <w:p>
@@ -480,29 +316,22 @@
       </w:pPr>
       <w:r>
         <w:rPr>
+          <w:sz w:val="21"/>
+        </w:rPr>
+        <w:t xml:space="preserve">Designed </w:t>
+      </w:r>
+      <w:r>
+        <w:rPr>
           <w:b/>
           <w:sz w:val="21"/>
         </w:rPr>
-        <w:t>Martech-off / JFrog SaaS cutover</w:t>
-      </w:r>
-      <w:r>
-        <w:rPr>
-          <w:sz w:val="21"/>
-        </w:rPr>
-        <w:t xml:space="preserve"> (hard date Jan 30) — stood up migration channels; kicked off MAP, CDP, Billing, Payments, Bolt·Athena; </w:t>
-      </w:r>
-      <w:r>
-        <w:rPr>
-          <w:b/>
-          <w:sz w:val="21"/>
-        </w:rPr>
-        <w:t>`amp-migrate`</w:t>
-      </w:r>
-      <w:r>
-        <w:rPr>
-          <w:sz w:val="21"/>
-        </w:rPr>
-        <w:t xml:space="preserve"> for OIDC + repo-settings campaigns</w:t>
+        <w:t>Entra ID auth</w:t>
+      </w:r>
+      <w:r>
+        <w:rPr>
+          <w:sz w:val="21"/>
+        </w:rPr>
+        <w:t xml:space="preserve"> for the registry control plane and deployed it to Azure production</w:t>
       </w:r>
     </w:p>
     <w:p>
@@ -512,106 +341,9 @@
       </w:pPr>
       <w:r>
         <w:rPr>
-          <w:b/>
-          <w:sz w:val="21"/>
-        </w:rPr>
-        <w:t>Technical lead, JFrog SaaS POC</w:t>
-      </w:r>
-      <w:r>
-        <w:rPr>
-          <w:sz w:val="21"/>
-        </w:rPr>
-        <w:t xml:space="preserve"> — GitHub Actions validating </w:t>
-      </w:r>
-      <w:r>
-        <w:rPr>
-          <w:b/>
-          <w:sz w:val="21"/>
-        </w:rPr>
-        <w:t>all 11 package types</w:t>
-      </w:r>
-      <w:r>
-        <w:rPr>
-          <w:sz w:val="21"/>
-        </w:rPr>
-        <w:t xml:space="preserve"> e2e; load test </w:t>
-      </w:r>
-      <w:r>
-        <w:rPr>
-          <w:b/>
-          <w:sz w:val="21"/>
-        </w:rPr>
-        <w:t>5,000 repos / 5,000 parallel artifacts</w:t>
-      </w:r>
-    </w:p>
-    <w:p>
-      <w:pPr>
-        <w:pStyle w:val="ResumeBullets"/>
-        <w:spacing w:after="40"/>
-      </w:pPr>
-      <w:r>
-        <w:rPr>
-          <w:b/>
-          <w:sz w:val="21"/>
-        </w:rPr>
-        <w:t>Entra ID auth for `amp-control-plane`</w:t>
-      </w:r>
-      <w:r>
-        <w:rPr>
-          <w:sz w:val="21"/>
-        </w:rPr>
-        <w:t xml:space="preserve"> — Go JWT + Azure APIM; ACS production deploy</w:t>
-      </w:r>
-    </w:p>
-    <w:p>
-      <w:pPr>
-        <w:pStyle w:val="ResumeBullets"/>
-        <w:spacing w:after="40"/>
-      </w:pPr>
-      <w:r>
-        <w:rPr>
-          <w:b/>
-          <w:sz w:val="21"/>
-        </w:rPr>
-        <w:t>Self-service + agentic DX</w:t>
-      </w:r>
-      <w:r>
-        <w:rPr>
-          <w:sz w:val="21"/>
-        </w:rPr>
-        <w:t xml:space="preserve"> — AI-consumable artifact-auth ADR; JFrog/Slack/ADO/GitHub MCP servers + Claude/Cursor agent skills; Slack maintenance-announcement skill</w:t>
-      </w:r>
-    </w:p>
-    <w:p>
-      <w:pPr>
-        <w:pStyle w:val="ResumeBullets"/>
-        <w:spacing w:after="40"/>
-      </w:pPr>
-      <w:r>
-        <w:rPr>
-          <w:b/>
-          <w:sz w:val="21"/>
-        </w:rPr>
-        <w:t>Production incident leadership</w:t>
-      </w:r>
-      <w:r>
-        <w:rPr>
-          <w:sz w:val="21"/>
-        </w:rPr>
-        <w:t xml:space="preserve"> — Azure Firewall TLS DPI RCA; Go-module cache RCAs; PD Phase 1 stability; TLS renewals with </w:t>
-      </w:r>
-      <w:r>
-        <w:rPr>
-          <w:b/>
-          <w:sz w:val="21"/>
-        </w:rPr>
-        <w:t>&amp;lt;1 min</w:t>
-      </w:r>
-      <w:r>
-        <w:rPr>
-          <w:sz w:val="21"/>
-        </w:rPr>
-        <w:t xml:space="preserve"> outage</w:t>
+          <w:sz w:val="21"/>
+        </w:rPr>
+        <w:t>Improved developer self-service and AI-assisted support (MCP + coding agents) for registry ops</w:t>
       </w:r>
     </w:p>
     <w:p>
@@ -625,7 +357,7 @@
           <w:color w:val="1F3A68"/>
           <w:sz w:val="23"/>
         </w:rPr>
-        <w:t>Staff Release Engineer / DevOps — Navan (formerly TripActions)</w:t>
+        <w:t>Staff Release Engineer / DevOps — Navan</w:t>
       </w:r>
     </w:p>
     <w:p>
@@ -635,17 +367,9 @@
       <w:r>
         <w:rPr>
           <w:b/>
-          <w:i/>
-          <w:sz w:val="20"/>
+          <w:sz w:val="21"/>
         </w:rPr>
         <w:t>01/2022 – 04/2025</w:t>
-      </w:r>
-      <w:r>
-        <w:rPr>
-          <w:i/>
-          <w:sz w:val="20"/>
-        </w:rPr>
-        <w:t xml:space="preserve"> · Release engineering and CI/CD for a high-growth fintech/travel platform</w:t>
       </w:r>
     </w:p>
     <w:p>
@@ -655,55 +379,35 @@
       </w:pPr>
       <w:r>
         <w:rPr>
+          <w:sz w:val="21"/>
+        </w:rPr>
+        <w:t xml:space="preserve">Led </w:t>
+      </w:r>
+      <w:r>
+        <w:rPr>
           <w:b/>
           <w:sz w:val="21"/>
         </w:rPr>
-        <w:t>SOC 2 Type II audit remediation</w:t>
-      </w:r>
-      <w:r>
-        <w:rPr>
-          <w:sz w:val="21"/>
-        </w:rPr>
-        <w:t xml:space="preserve"> lead and </w:t>
+        <w:t>SOC 2 Type II</w:t>
+      </w:r>
+      <w:r>
+        <w:rPr>
+          <w:sz w:val="21"/>
+        </w:rPr>
+        <w:t xml:space="preserve"> / </w:t>
       </w:r>
       <w:r>
         <w:rPr>
           <w:b/>
           <w:sz w:val="21"/>
         </w:rPr>
-        <w:t>IPO-readiness</w:t>
-      </w:r>
-      <w:r>
-        <w:rPr>
-          <w:sz w:val="21"/>
-        </w:rPr>
-        <w:t xml:space="preserve"> track — deployed </w:t>
-      </w:r>
-      <w:r>
-        <w:rPr>
-          <w:b/>
-          <w:sz w:val="21"/>
-        </w:rPr>
-        <w:t>HashiCorp Vault</w:t>
-      </w:r>
-      <w:r>
-        <w:rPr>
-          <w:sz w:val="21"/>
-        </w:rPr>
-        <w:t xml:space="preserve"> for secrets governance and </w:t>
-      </w:r>
-      <w:r>
-        <w:rPr>
-          <w:b/>
-          <w:sz w:val="21"/>
-        </w:rPr>
-        <w:t>SonarCloud</w:t>
-      </w:r>
-      <w:r>
-        <w:rPr>
-          <w:sz w:val="21"/>
-        </w:rPr>
-        <w:t xml:space="preserve"> quality gates across the CI/CD fleet</w:t>
+        <w:t>IPO readiness</w:t>
+      </w:r>
+      <w:r>
+        <w:rPr>
+          <w:sz w:val="21"/>
+        </w:rPr>
+        <w:t xml:space="preserve"> — Vault and SonarCloud across CI/CD</w:t>
       </w:r>
     </w:p>
     <w:p>
@@ -715,45 +419,7 @@
         <w:rPr>
           <w:sz w:val="21"/>
         </w:rPr>
-        <w:t xml:space="preserve">Owned </w:t>
-      </w:r>
-      <w:r>
-        <w:rPr>
-          <w:b/>
-          <w:sz w:val="21"/>
-        </w:rPr>
-        <w:t>SCM strategy and release engineering for the engineering organization</w:t>
-      </w:r>
-      <w:r>
-        <w:rPr>
-          <w:sz w:val="21"/>
-        </w:rPr>
-        <w:t>; built and maintained continuous delivery for core web and data systems on AWS</w:t>
-      </w:r>
-    </w:p>
-    <w:p>
-      <w:pPr>
-        <w:pStyle w:val="ResumeBullets"/>
-        <w:spacing w:after="40"/>
-      </w:pPr>
-      <w:r>
-        <w:rPr>
-          <w:sz w:val="21"/>
-        </w:rPr>
-        <w:t xml:space="preserve">Built </w:t>
-      </w:r>
-      <w:r>
-        <w:rPr>
-          <w:b/>
-          <w:sz w:val="21"/>
-        </w:rPr>
-        <w:t>mobile CI/CD on Bitrise</w:t>
-      </w:r>
-      <w:r>
-        <w:rPr>
-          <w:sz w:val="21"/>
-        </w:rPr>
-        <w:t xml:space="preserve"> for App Store and Google Play; drove rapid RCA on pipeline and production incidents</w:t>
+        <w:t>Owned org-wide release engineering and AWS continuous delivery; Bitrise mobile CI/CD</w:t>
       </w:r>
     </w:p>
     <w:p>
@@ -777,17 +443,9 @@
       <w:r>
         <w:rPr>
           <w:b/>
-          <w:i/>
-          <w:sz w:val="20"/>
+          <w:sz w:val="21"/>
         </w:rPr>
         <w:t>12/2015 – 11/2021</w:t>
-      </w:r>
-      <w:r>
-        <w:rPr>
-          <w:i/>
-          <w:sz w:val="20"/>
-        </w:rPr>
-        <w:t xml:space="preserve"> · Release platform and global deployment for a ~500-engineer ad-tech org</w:t>
       </w:r>
     </w:p>
     <w:p>
@@ -799,27 +457,7 @@
         <w:rPr>
           <w:sz w:val="21"/>
         </w:rPr>
-        <w:t xml:space="preserve">Led </w:t>
-      </w:r>
-      <w:r>
-        <w:rPr>
-          <w:b/>
-          <w:sz w:val="21"/>
-        </w:rPr>
-        <w:t>2 release engineers + 5 offshore NOC engineers</w:t>
-      </w:r>
-      <w:r>
-        <w:rPr>
-          <w:sz w:val="21"/>
-        </w:rPr>
-        <w:t xml:space="preserve"> across time zones; scaled release operations for an engineering org deploying to </w:t>
-      </w:r>
-      <w:r>
-        <w:rPr>
-          <w:b/>
-          <w:sz w:val="21"/>
-        </w:rPr>
-        <w:t>thousands of production servers worldwide</w:t>
+        <w:t>Led 2 release engineers + 5 offshore NOC for ~500 engineers on thousands of servers</w:t>
       </w:r>
     </w:p>
     <w:p>
@@ -832,70 +470,39 @@
           <w:b/>
           <w:sz w:val="21"/>
         </w:rPr>
-        <w:t>Jenkins HA migration</w:t>
-      </w:r>
-      <w:r>
-        <w:rPr>
-          <w:sz w:val="21"/>
-        </w:rPr>
-        <w:t xml:space="preserve"> — cut unplanned outages from hours/week to &lt;5 min planned downtime/month; UI latency 12s → 0.5s/page; </w:t>
+        <w:t>Jenkins HA</w:t>
+      </w:r>
+      <w:r>
+        <w:rPr>
+          <w:sz w:val="21"/>
+        </w:rPr>
+        <w:t xml:space="preserve"> and </w:t>
       </w:r>
       <w:r>
         <w:rPr>
           <w:b/>
           <w:sz w:val="21"/>
         </w:rPr>
-        <w:t>saved $500K+/year</w:t>
-      </w:r>
-      <w:r>
-        <w:rPr>
-          <w:sz w:val="21"/>
-        </w:rPr>
-        <w:t xml:space="preserve"> vs. CloudBees enterprise licensing</w:t>
-      </w:r>
-    </w:p>
-    <w:p>
-      <w:pPr>
-        <w:pStyle w:val="ResumeBullets"/>
-        <w:spacing w:after="40"/>
-      </w:pPr>
+        <w:t>Nexus HA</w:t>
+      </w:r>
+      <w:r>
+        <w:rPr>
+          <w:sz w:val="21"/>
+        </w:rPr>
+        <w:t xml:space="preserve"> — cut unplanned outages; </w:t>
+      </w:r>
       <w:r>
         <w:rPr>
           <w:b/>
           <w:sz w:val="21"/>
         </w:rPr>
-        <w:t>Nexus HA migration</w:t>
-      </w:r>
-      <w:r>
-        <w:rPr>
-          <w:sz w:val="21"/>
-        </w:rPr>
-        <w:t xml:space="preserve"> — eliminated unplanned outages post-migration; </w:t>
-      </w:r>
-      <w:r>
-        <w:rPr>
-          <w:b/>
-          <w:sz w:val="21"/>
-        </w:rPr>
-        <w:t>saved $100K+/year</w:t>
-      </w:r>
-      <w:r>
-        <w:rPr>
-          <w:sz w:val="21"/>
-        </w:rPr>
-        <w:t xml:space="preserve"> vs. Sonatype enterprise licensing</w:t>
-      </w:r>
-    </w:p>
-    <w:p>
-      <w:pPr>
-        <w:pStyle w:val="ResumeBullets"/>
-        <w:spacing w:after="40"/>
-      </w:pPr>
-      <w:r>
-        <w:rPr>
-          <w:sz w:val="21"/>
-        </w:rPr>
-        <w:t>Built deployment automation, enforced release process, and ran hands-on Technical Operations in production; mentored release engineers through Jenkins HA and Nexus HA cutovers</w:t>
+        <w:t>$600K+/yr</w:t>
+      </w:r>
+      <w:r>
+        <w:rPr>
+          <w:sz w:val="21"/>
+        </w:rPr>
+        <w:t xml:space="preserve"> vs enterprise licensing</w:t>
       </w:r>
     </w:p>
     <w:p>
@@ -909,7 +516,7 @@
           <w:color w:val="1F3A68"/>
           <w:sz w:val="23"/>
         </w:rPr>
-        <w:t>Sr. Software Engineer — Skytree</w:t>
+        <w:t>Earlier roles (2005–2015)</w:t>
       </w:r>
     </w:p>
     <w:p>
@@ -918,272 +525,9 @@
       </w:pPr>
       <w:r>
         <w:rPr>
-          <w:b/>
-          <w:i/>
-          <w:sz w:val="20"/>
-        </w:rPr>
-        <w:t>04/2014 – 11/2015</w:t>
-      </w:r>
-      <w:r>
-        <w:rPr>
-          <w:i/>
-          <w:sz w:val="20"/>
-        </w:rPr>
-        <w:t xml:space="preserve"> · Build/release for an ML platform startup</w:t>
-      </w:r>
-    </w:p>
-    <w:p>
-      <w:pPr>
-        <w:pStyle w:val="ResumeBullets"/>
-        <w:spacing w:after="40"/>
-      </w:pPr>
-      <w:r>
-        <w:rPr>
-          <w:sz w:val="21"/>
-        </w:rPr>
-        <w:t xml:space="preserve">Built end-to-end CI/CD systems, </w:t>
-      </w:r>
-      <w:r>
-        <w:rPr>
-          <w:b/>
-          <w:sz w:val="21"/>
-        </w:rPr>
-        <w:t>AWS dynamic cluster provisioning</w:t>
-      </w:r>
-      <w:r>
-        <w:rPr>
-          <w:sz w:val="21"/>
-        </w:rPr>
-        <w:t xml:space="preserve"> (EC2, S3, EMR), and a </w:t>
-      </w:r>
-      <w:r>
-        <w:rPr>
-          <w:b/>
-          <w:sz w:val="21"/>
-        </w:rPr>
-        <w:t>PaaS tool for on-demand engineering environments</w:t>
-      </w:r>
-      <w:r>
-        <w:rPr>
-          <w:sz w:val="21"/>
-        </w:rPr>
-        <w:t>; led agile adoption and initiated Scrum process</w:t>
-      </w:r>
-    </w:p>
-    <w:p>
-      <w:pPr>
-        <w:pStyle w:val="ResumeHeader"/>
-        <w:spacing w:before="160" w:after="0"/>
-      </w:pPr>
-      <w:r>
-        <w:rPr>
-          <w:b/>
-          <w:color w:val="1F3A68"/>
-          <w:sz w:val="23"/>
-        </w:rPr>
-        <w:t>Sr. Software Engineer — Walmart Labs</w:t>
-      </w:r>
-    </w:p>
-    <w:p>
-      <w:pPr>
-        <w:spacing w:after="40"/>
-      </w:pPr>
-      <w:r>
-        <w:rPr>
-          <w:b/>
-          <w:sz w:val="21"/>
-        </w:rPr>
-        <w:t>03/2013 – 04/2014</w:t>
-      </w:r>
-    </w:p>
-    <w:p>
-      <w:pPr>
-        <w:pStyle w:val="ResumeBullets"/>
-        <w:spacing w:after="40"/>
-      </w:pPr>
-      <w:r>
-        <w:rPr>
-          <w:sz w:val="21"/>
-        </w:rPr>
-        <w:t>Automated build / release across Dev, QA, and production; operated and supported multiple production systems for engineering teams</w:t>
-      </w:r>
-    </w:p>
-    <w:p>
-      <w:pPr>
-        <w:pStyle w:val="ResumeHeader"/>
-        <w:spacing w:before="160" w:after="0"/>
-      </w:pPr>
-      <w:r>
-        <w:rPr>
-          <w:b/>
-          <w:color w:val="1F3A68"/>
-          <w:sz w:val="23"/>
-        </w:rPr>
-        <w:t>Software Engineer — Macrovision / Rovi</w:t>
-      </w:r>
-    </w:p>
-    <w:p>
-      <w:pPr>
-        <w:spacing w:after="40"/>
-      </w:pPr>
-      <w:r>
-        <w:rPr>
-          <w:b/>
-          <w:sz w:val="21"/>
-        </w:rPr>
-        <w:t>11/2009 – 02/2013</w:t>
-      </w:r>
-    </w:p>
-    <w:p>
-      <w:pPr>
-        <w:pStyle w:val="ResumeBullets"/>
-        <w:spacing w:after="40"/>
-      </w:pPr>
-      <w:r>
-        <w:rPr>
-          <w:sz w:val="21"/>
-        </w:rPr>
-        <w:t xml:space="preserve">CM / build / release / change management across </w:t>
-      </w:r>
-      <w:r>
-        <w:rPr>
-          <w:b/>
-          <w:sz w:val="21"/>
-        </w:rPr>
-        <w:t>20+ projects</w:t>
-      </w:r>
-      <w:r>
-        <w:rPr>
-          <w:sz w:val="21"/>
-        </w:rPr>
-        <w:t xml:space="preserve"> and four international teams; </w:t>
-      </w:r>
-      <w:r>
-        <w:rPr>
-          <w:b/>
-          <w:sz w:val="21"/>
-        </w:rPr>
-        <w:t>Hadoop / MapReduce / MongoDB</w:t>
-      </w:r>
-      <w:r>
-        <w:rPr>
-          <w:sz w:val="21"/>
-        </w:rPr>
-        <w:t xml:space="preserve"> operations</w:t>
-      </w:r>
-    </w:p>
-    <w:p>
-      <w:pPr>
-        <w:pStyle w:val="ResumeBullets"/>
-        <w:spacing w:after="40"/>
-      </w:pPr>
-      <w:r>
-        <w:rPr>
-          <w:sz w:val="21"/>
-        </w:rPr>
-        <w:t>Automated builds and CI (</w:t>
-      </w:r>
-      <w:r>
-        <w:rPr>
-          <w:b/>
-          <w:sz w:val="21"/>
-        </w:rPr>
-        <w:t>Maven, Ant, TeamCity, Jenkins</w:t>
-      </w:r>
-      <w:r>
-        <w:rPr>
-          <w:sz w:val="21"/>
-        </w:rPr>
-        <w:t>); built an internal CM portal with automated release notes; established company-wide Git repositories</w:t>
-      </w:r>
-    </w:p>
-    <w:p>
-      <w:pPr>
-        <w:pStyle w:val="ResumeHeader"/>
-        <w:spacing w:before="160" w:after="0"/>
-      </w:pPr>
-      <w:r>
-        <w:rPr>
-          <w:b/>
-          <w:color w:val="1F3A68"/>
-          <w:sz w:val="23"/>
-        </w:rPr>
-        <w:t>SCM Manager — Helio / Virgin Mobile USA / Sprint</w:t>
-      </w:r>
-    </w:p>
-    <w:p>
-      <w:pPr>
-        <w:spacing w:after="40"/>
-      </w:pPr>
-      <w:r>
-        <w:rPr>
-          <w:b/>
-          <w:sz w:val="21"/>
-        </w:rPr>
-        <w:t>02/2007 – 10/2009</w:t>
-      </w:r>
-    </w:p>
-    <w:p>
-      <w:pPr>
-        <w:pStyle w:val="ResumeBullets"/>
-        <w:spacing w:after="40"/>
-      </w:pPr>
-      <w:r>
-        <w:rPr>
-          <w:sz w:val="21"/>
-        </w:rPr>
-        <w:t>Server layout, deployment procedures, and CI/CD (</w:t>
-      </w:r>
-      <w:r>
-        <w:rPr>
-          <w:b/>
-          <w:sz w:val="21"/>
-        </w:rPr>
-        <w:t>CruiseControl, Hudson/Jenkins</w:t>
-      </w:r>
-      <w:r>
-        <w:rPr>
-          <w:sz w:val="21"/>
-        </w:rPr>
-        <w:t>); VM automation, JBoss deployment automation, defect-tracking rollout (Jira / Bugzilla)</w:t>
-      </w:r>
-    </w:p>
-    <w:p>
-      <w:pPr>
-        <w:pStyle w:val="ResumeHeader"/>
-        <w:spacing w:before="160" w:after="0"/>
-      </w:pPr>
-      <w:r>
-        <w:rPr>
-          <w:b/>
-          <w:color w:val="1F3A68"/>
-          <w:sz w:val="23"/>
-        </w:rPr>
-        <w:t>Software Developer — XLDynamics</w:t>
-      </w:r>
-    </w:p>
-    <w:p>
-      <w:pPr>
-        <w:spacing w:after="40"/>
-      </w:pPr>
-      <w:r>
-        <w:rPr>
-          <w:b/>
-          <w:sz w:val="21"/>
-        </w:rPr>
-        <w:t>01/2005 – 02/2007</w:t>
-      </w:r>
-    </w:p>
-    <w:p>
-      <w:pPr>
-        <w:pStyle w:val="ResumeBullets"/>
-        <w:spacing w:after="40"/>
-      </w:pPr>
-      <w:r>
-        <w:rPr>
-          <w:sz w:val="21"/>
-        </w:rPr>
-        <w:t>Core dev systems on Linux / Unix / Windows; build/release automation, C++ XML/SOAP apps, Shell-based server tooling</w:t>
+          <w:sz w:val="21"/>
+        </w:rPr>
+        <w:t>Skytree · Walmart Labs · Macrovision/Rovi · Helio/Virgin/Sprint · XLDynamics — CI/CD and release platform engineering</w:t>
       </w:r>
     </w:p>
     <w:p>
@@ -1205,305 +549,7 @@
           <w:color w:val="1F3A68"/>
           <w:sz w:val="26"/>
         </w:rPr>
-        <w:t>KEY COMPETENCIES — RELEASE PLATFORM &amp; DEVOPS TOOLING</w:t>
-      </w:r>
-    </w:p>
-    <w:p>
-      <w:pPr>
-        <w:pStyle w:val="ResumeBullets"/>
-        <w:spacing w:after="40"/>
-      </w:pPr>
-      <w:r>
-        <w:rPr>
-          <w:b/>
-          <w:sz w:val="21"/>
-        </w:rPr>
-        <w:t>Internal developer platform engineering</w:t>
-      </w:r>
-      <w:r>
-        <w:rPr>
-          <w:sz w:val="21"/>
-        </w:rPr>
-        <w:t xml:space="preserve"> — building artifact, CI/CD, and release control planes that scale from hundreds to thousands of engineers; self-service developer experiences; standardized deployment workflows</w:t>
-      </w:r>
-    </w:p>
-    <w:p>
-      <w:pPr>
-        <w:pStyle w:val="ResumeBullets"/>
-        <w:spacing w:after="40"/>
-      </w:pPr>
-      <w:r>
-        <w:rPr>
-          <w:b/>
-          <w:sz w:val="21"/>
-        </w:rPr>
-        <w:t>CI/CD and GitOps</w:t>
-      </w:r>
-      <w:r>
-        <w:rPr>
-          <w:sz w:val="21"/>
-        </w:rPr>
-        <w:t xml:space="preserve"> — </w:t>
-      </w:r>
-      <w:r>
-        <w:rPr>
-          <w:b/>
-          <w:sz w:val="21"/>
-        </w:rPr>
-        <w:t>Azure DevOps Pipelines, GitHub Actions, Jenkins</w:t>
-      </w:r>
-      <w:r>
-        <w:rPr>
-          <w:sz w:val="21"/>
-        </w:rPr>
-        <w:t xml:space="preserve"> (HA migration, scale ops), Bitrise; ArgoCD GitOps; </w:t>
-      </w:r>
-      <w:r>
-        <w:rPr>
-          <w:b/>
-          <w:sz w:val="21"/>
-        </w:rPr>
-        <w:t>Helm</w:t>
-      </w:r>
-      <w:r>
-        <w:rPr>
-          <w:sz w:val="21"/>
-        </w:rPr>
-        <w:t>-based Kubernetes rollouts</w:t>
-      </w:r>
-    </w:p>
-    <w:p>
-      <w:pPr>
-        <w:pStyle w:val="ResumeBullets"/>
-        <w:spacing w:after="40"/>
-      </w:pPr>
-      <w:r>
-        <w:rPr>
-          <w:b/>
-          <w:sz w:val="21"/>
-        </w:rPr>
-        <w:t>Kubernetes / AKS / ACS</w:t>
-      </w:r>
-      <w:r>
-        <w:rPr>
-          <w:sz w:val="21"/>
-        </w:rPr>
-        <w:t xml:space="preserve"> — namespace and workload management, ingress / egress, Helm release lifecycle, container image supply chain (ACR, Artifactory Docker, X-Ray)</w:t>
-      </w:r>
-    </w:p>
-    <w:p>
-      <w:pPr>
-        <w:pStyle w:val="ResumeBullets"/>
-        <w:spacing w:after="40"/>
-      </w:pPr>
-      <w:r>
-        <w:rPr>
-          <w:b/>
-          <w:sz w:val="21"/>
-        </w:rPr>
-        <w:t>Deployment patterns</w:t>
-      </w:r>
-      <w:r>
-        <w:rPr>
-          <w:sz w:val="21"/>
-        </w:rPr>
-        <w:t xml:space="preserve"> — zero-downtime HA migrations (Jenkins, Nexus, Artifactory), rolling and blue/green-style cutovers, rollback automation, package-level cutover playbooks for JFrog SaaS POC</w:t>
-      </w:r>
-    </w:p>
-    <w:p>
-      <w:pPr>
-        <w:pStyle w:val="ResumeBullets"/>
-        <w:spacing w:after="40"/>
-      </w:pPr>
-      <w:r>
-        <w:rPr>
-          <w:b/>
-          <w:sz w:val="21"/>
-        </w:rPr>
-        <w:t>Governance, policy, and compliance</w:t>
-      </w:r>
-      <w:r>
-        <w:rPr>
-          <w:sz w:val="21"/>
-        </w:rPr>
-        <w:t xml:space="preserve"> — </w:t>
-      </w:r>
-      <w:r>
-        <w:rPr>
-          <w:b/>
-          <w:sz w:val="21"/>
-        </w:rPr>
-        <w:t>SOC 2 Type II</w:t>
-      </w:r>
-      <w:r>
-        <w:rPr>
-          <w:sz w:val="21"/>
-        </w:rPr>
-        <w:t xml:space="preserve"> audit remediation, </w:t>
-      </w:r>
-      <w:r>
-        <w:rPr>
-          <w:b/>
-          <w:sz w:val="21"/>
-        </w:rPr>
-        <w:t>HashiCorp Vault</w:t>
-      </w:r>
-      <w:r>
-        <w:rPr>
-          <w:sz w:val="21"/>
-        </w:rPr>
-        <w:t xml:space="preserve">, OIDC and Entra ID auth boundaries, SonarCloud quality gates, change-gate / CRQ workflows, AI-consumable ADRs for cross-team policy alignment </w:t>
-      </w:r>
-      <w:r>
-        <w:rPr>
-          <w:i/>
-          <w:sz w:val="21"/>
-        </w:rPr>
-        <w:t>(policy-as-code adjacent; ready to adopt OPA/Rego)</w:t>
-      </w:r>
-    </w:p>
-    <w:p>
-      <w:pPr>
-        <w:pStyle w:val="ResumeBullets"/>
-        <w:spacing w:after="40"/>
-      </w:pPr>
-      <w:r>
-        <w:rPr>
-          <w:b/>
-          <w:sz w:val="21"/>
-        </w:rPr>
-        <w:t>Observability</w:t>
-      </w:r>
-      <w:r>
-        <w:rPr>
-          <w:sz w:val="21"/>
-        </w:rPr>
-        <w:t xml:space="preserve"> — 99.99% availability SLO instrumentation, AMP on-call lead, packet-level network RCAs, JFrog Go-module cache RCAs, CoE / post-incident review authorship</w:t>
-      </w:r>
-    </w:p>
-    <w:p>
-      <w:pPr>
-        <w:pStyle w:val="ResumeBullets"/>
-        <w:spacing w:after="40"/>
-      </w:pPr>
-      <w:r>
-        <w:rPr>
-          <w:b/>
-          <w:sz w:val="21"/>
-        </w:rPr>
-        <w:t>Cloud &amp; networking</w:t>
-      </w:r>
-      <w:r>
-        <w:rPr>
-          <w:sz w:val="21"/>
-        </w:rPr>
-        <w:t xml:space="preserve"> — </w:t>
-      </w:r>
-      <w:r>
-        <w:rPr>
-          <w:b/>
-          <w:sz w:val="21"/>
-        </w:rPr>
-        <w:t>Azure</w:t>
-      </w:r>
-      <w:r>
-        <w:rPr>
-          <w:sz w:val="21"/>
-        </w:rPr>
-        <w:t xml:space="preserve"> (AKS, ACS, ACR, Entra ID, Azure Firewall, APIM), </w:t>
-      </w:r>
-      <w:r>
-        <w:rPr>
-          <w:b/>
-          <w:sz w:val="21"/>
-        </w:rPr>
-        <w:t>AWS</w:t>
-      </w:r>
-      <w:r>
-        <w:rPr>
-          <w:sz w:val="21"/>
-        </w:rPr>
-        <w:t xml:space="preserve"> (EC2, S3, EMR, IAM), light GCP; TCP/IP, TLS, DNS, ingress controllers, load balancing, </w:t>
-      </w:r>
-      <w:r>
-        <w:rPr>
-          <w:b/>
-          <w:sz w:val="21"/>
-        </w:rPr>
-        <w:t>packet-level debugging</w:t>
-      </w:r>
-      <w:r>
-        <w:rPr>
-          <w:sz w:val="21"/>
-        </w:rPr>
-        <w:t xml:space="preserve"> (Azure Firewall TLS DPI on S3-backed repos)</w:t>
-      </w:r>
-    </w:p>
-    <w:p>
-      <w:pPr>
-        <w:pStyle w:val="ResumeBullets"/>
-        <w:spacing w:after="40"/>
-      </w:pPr>
-      <w:r>
-        <w:rPr>
-          <w:b/>
-          <w:sz w:val="21"/>
-        </w:rPr>
-        <w:t>AI-augmented platform engineering</w:t>
-      </w:r>
-      <w:r>
-        <w:rPr>
-          <w:sz w:val="21"/>
-        </w:rPr>
-        <w:t xml:space="preserve"> — Claude Code / Cursor / MCP shipped into AMP production; AI-powered CI/CD migration engine for the JFrog SaaS cutover; AI-co-authored RCAs and runbooks</w:t>
-      </w:r>
-    </w:p>
-    <w:p>
-      <w:pPr>
-        <w:pStyle w:val="ResumeBullets"/>
-        <w:spacing w:after="40"/>
-      </w:pPr>
-      <w:r>
-        <w:rPr>
-          <w:b/>
-          <w:sz w:val="21"/>
-        </w:rPr>
-        <w:t>Leadership</w:t>
-      </w:r>
-      <w:r>
-        <w:rPr>
-          <w:sz w:val="21"/>
-        </w:rPr>
-        <w:t xml:space="preserve"> — Staff-IC tech lead at GEICO; led 2 release engineers + 5 offshore NOC at Turn/Amobee; mentor through HA migrations and AI-tooling rollout; active in </w:t>
-      </w:r>
-      <w:r>
-        <w:rPr>
-          <w:rFonts w:ascii="Consolas" w:hAnsi="Consolas"/>
-          <w:sz w:val="21"/>
-        </w:rPr>
-        <w:t>#sig-ai-assisted-development</w:t>
-      </w:r>
-    </w:p>
-    <w:p>
-      <w:pPr>
-        <w:spacing w:before="40" w:after="40"/>
-        <w:pBdr>
-          <w:bottom w:val="single" w:sz="6" w:space="1" w:color="auto"/>
-        </w:pBdr>
-      </w:pPr>
-    </w:p>
-    <w:p>
-      <w:pPr>
-        <w:pStyle w:val="Heading1"/>
-        <w:spacing w:before="160" w:after="40"/>
-      </w:pPr>
-      <w:r>
-        <w:rPr>
-          <w:b/>
-          <w:color w:val="1F3A68"/>
-          <w:sz w:val="26"/>
-        </w:rPr>
-        <w:t>TECHNICAL SKILLS</w:t>
+        <w:t>SKILLS</w:t>
       </w:r>
     </w:p>
     <w:tbl>
@@ -1565,7 +611,7 @@
                 <w:b/>
                 <w:sz w:val="20"/>
               </w:rPr>
-              <w:t>Languages</w:t>
+              <w:t>Platform</w:t>
             </w:r>
           </w:p>
         </w:tc>
@@ -1576,16 +622,9 @@
           <w:p>
             <w:r>
               <w:rPr>
-                <w:b/>
                 <w:sz w:val="20"/>
               </w:rPr>
-              <w:t>Go</w:t>
-            </w:r>
-            <w:r>
-              <w:rPr>
-                <w:sz w:val="20"/>
-              </w:rPr>
-              <w:t>, Python, TypeScript, Java, Shell / Bash, Groovy, C / C++</w:t>
+              <w:t>Kubernetes, Helm, Terraform, AWS, Azure, Docker</w:t>
             </w:r>
           </w:p>
         </w:tc>
@@ -1601,7 +640,7 @@
                 <w:b/>
                 <w:sz w:val="20"/>
               </w:rPr>
-              <w:t>CI/CD &amp; Release</w:t>
+              <w:t>CI/CD &amp; Artifacts</w:t>
             </w:r>
           </w:p>
         </w:tc>
@@ -1612,16 +651,9 @@
           <w:p>
             <w:r>
               <w:rPr>
-                <w:b/>
                 <w:sz w:val="20"/>
               </w:rPr>
-              <w:t>Azure DevOps Pipelines, GitHub Actions, Jenkins</w:t>
-            </w:r>
-            <w:r>
-              <w:rPr>
-                <w:sz w:val="20"/>
-              </w:rPr>
-              <w:t xml:space="preserve"> (HA), ArgoCD (GitOps), Bitrise, Maven, Gradle, TeamCity</w:t>
+              <w:t>Jenkins, GitHub Actions, Azure DevOps, ArgoCD, JFrog Artifactory, Nexus</w:t>
             </w:r>
           </w:p>
         </w:tc>
@@ -1637,7 +669,7 @@
                 <w:b/>
                 <w:sz w:val="20"/>
               </w:rPr>
-              <w:t>Containers &amp; Orchestration</w:t>
+              <w:t>Languages</w:t>
             </w:r>
           </w:p>
         </w:tc>
@@ -1648,16 +680,9 @@
           <w:p>
             <w:r>
               <w:rPr>
-                <w:b/>
                 <w:sz w:val="20"/>
               </w:rPr>
-              <w:t>Kubernetes, AKS, ACS</w:t>
-            </w:r>
-            <w:r>
-              <w:rPr>
-                <w:sz w:val="20"/>
-              </w:rPr>
-              <w:t>, Helm, Docker, container image supply chain</w:t>
+              <w:t>Go, Python, TypeScript, Java, Shell</w:t>
             </w:r>
           </w:p>
         </w:tc>
@@ -1673,7 +698,7 @@
                 <w:b/>
                 <w:sz w:val="20"/>
               </w:rPr>
-              <w:t>Artifact &amp; Registry</w:t>
+              <w:t>Security</w:t>
             </w:r>
           </w:p>
         </w:tc>
@@ -1686,198 +711,7 @@
               <w:rPr>
                 <w:sz w:val="20"/>
               </w:rPr>
-              <w:t>JFrog Artifactory (HA + SaaS), JFrog X-Ray, JFrog Catalog, Nexus, ACR</w:t>
-            </w:r>
-          </w:p>
-        </w:tc>
-      </w:tr>
-      <w:tr>
-        <w:tc>
-          <w:tcPr>
-            <w:tcW w:type="dxa" w:w="2448"/>
-          </w:tcPr>
-          <w:p>
-            <w:r>
-              <w:rPr>
-                <w:b/>
-                <w:sz w:val="20"/>
-              </w:rPr>
-              <w:t>Cloud</w:t>
-            </w:r>
-          </w:p>
-        </w:tc>
-        <w:tc>
-          <w:tcPr>
-            <w:tcW w:type="dxa" w:w="7632"/>
-          </w:tcPr>
-          <w:p>
-            <w:r>
-              <w:rPr>
-                <w:b/>
-                <w:sz w:val="20"/>
-              </w:rPr>
-              <w:t>Azure</w:t>
-            </w:r>
-            <w:r>
-              <w:rPr>
-                <w:sz w:val="20"/>
-              </w:rPr>
-              <w:t xml:space="preserve"> (AKS, ACS, ACR, Entra ID, Azure Firewall, APIM), AWS (EC2, S3, EMR, IAM), GCP (light), OpenStack</w:t>
-            </w:r>
-          </w:p>
-        </w:tc>
-      </w:tr>
-      <w:tr>
-        <w:tc>
-          <w:tcPr>
-            <w:tcW w:type="dxa" w:w="2448"/>
-          </w:tcPr>
-          <w:p>
-            <w:r>
-              <w:rPr>
-                <w:b/>
-                <w:sz w:val="20"/>
-              </w:rPr>
-              <w:t>IaC &amp; Config</w:t>
-            </w:r>
-          </w:p>
-        </w:tc>
-        <w:tc>
-          <w:tcPr>
-            <w:tcW w:type="dxa" w:w="7632"/>
-          </w:tcPr>
-          <w:p>
-            <w:r>
-              <w:rPr>
-                <w:sz w:val="20"/>
-              </w:rPr>
-              <w:t>Terraform, Helm, ARM/Bicep (light), Ansible (light)</w:t>
-            </w:r>
-          </w:p>
-        </w:tc>
-      </w:tr>
-      <w:tr>
-        <w:tc>
-          <w:tcPr>
-            <w:tcW w:type="dxa" w:w="2448"/>
-          </w:tcPr>
-          <w:p>
-            <w:r>
-              <w:rPr>
-                <w:b/>
-                <w:sz w:val="20"/>
-              </w:rPr>
-              <w:t>Security &amp; Governance</w:t>
-            </w:r>
-          </w:p>
-        </w:tc>
-        <w:tc>
-          <w:tcPr>
-            <w:tcW w:type="dxa" w:w="7632"/>
-          </w:tcPr>
-          <w:p>
-            <w:r>
-              <w:rPr>
-                <w:sz w:val="20"/>
-              </w:rPr>
-              <w:t xml:space="preserve">SOC 2 Type II, </w:t>
-            </w:r>
-            <w:r>
-              <w:rPr>
-                <w:b/>
-                <w:sz w:val="20"/>
-              </w:rPr>
-              <w:t>HashiCorp Vault</w:t>
-            </w:r>
-            <w:r>
-              <w:rPr>
-                <w:sz w:val="20"/>
-              </w:rPr>
-              <w:t xml:space="preserve">, Azure Key Vault, SonarCloud, </w:t>
-            </w:r>
-            <w:r>
-              <w:rPr>
-                <w:b/>
-                <w:sz w:val="20"/>
-              </w:rPr>
-              <w:t>OIDC, Entra ID JWT auth, APIM</w:t>
-            </w:r>
-            <w:r>
-              <w:rPr>
-                <w:sz w:val="20"/>
-              </w:rPr>
-              <w:t>, policy-as-code (OPA/Rego — adopting), audit and change-gate workflows</w:t>
-            </w:r>
-          </w:p>
-        </w:tc>
-      </w:tr>
-      <w:tr>
-        <w:tc>
-          <w:tcPr>
-            <w:tcW w:type="dxa" w:w="2448"/>
-          </w:tcPr>
-          <w:p>
-            <w:r>
-              <w:rPr>
-                <w:b/>
-                <w:sz w:val="20"/>
-              </w:rPr>
-              <w:t>Networking &amp; Observability</w:t>
-            </w:r>
-          </w:p>
-        </w:tc>
-        <w:tc>
-          <w:tcPr>
-            <w:tcW w:type="dxa" w:w="7632"/>
-          </w:tcPr>
-          <w:p>
-            <w:r>
-              <w:rPr>
-                <w:sz w:val="20"/>
-              </w:rPr>
-              <w:t>TCP/IP, TLS, DNS, ingress controllers, load balancing; Grafana, packet-level Azure Firewall debugging, 99.99% SLO instrumentation</w:t>
-            </w:r>
-          </w:p>
-        </w:tc>
-      </w:tr>
-      <w:tr>
-        <w:tc>
-          <w:tcPr>
-            <w:tcW w:type="dxa" w:w="2448"/>
-          </w:tcPr>
-          <w:p>
-            <w:r>
-              <w:rPr>
-                <w:b/>
-                <w:sz w:val="20"/>
-              </w:rPr>
-              <w:t>AI / Agents (value-add)</w:t>
-            </w:r>
-          </w:p>
-        </w:tc>
-        <w:tc>
-          <w:tcPr>
-            <w:tcW w:type="dxa" w:w="7632"/>
-          </w:tcPr>
-          <w:p>
-            <w:r>
-              <w:rPr>
-                <w:sz w:val="20"/>
-              </w:rPr>
-              <w:t xml:space="preserve">Claude Agent SDK, Claude Code &amp; plugins, Cursor agents, </w:t>
-            </w:r>
-            <w:r>
-              <w:rPr>
-                <w:b/>
-                <w:sz w:val="20"/>
-              </w:rPr>
-              <w:t>Model Context Protocol (MCP) servers</w:t>
-            </w:r>
-            <w:r>
-              <w:rPr>
-                <w:sz w:val="20"/>
-              </w:rPr>
-              <w:t xml:space="preserve"> (JFrog, Slack, ADO, GitHub, Club), LangGraph, AgentOps, Langfuse</w:t>
+              <w:t>SOC 2, Vault, OIDC, Entra ID</w:t>
             </w:r>
           </w:p>
         </w:tc>
@@ -1912,31 +746,22 @@
       <w:r>
         <w:rPr>
           <w:b/>
+          <w:sz w:val="21"/>
+        </w:rPr>
+        <w:t>Purdue University</w:t>
+      </w:r>
+      <w:r>
+        <w:rPr>
+          <w:sz w:val="21"/>
+        </w:rPr>
+        <w:t xml:space="preserve"> — MS, Artificial Intelligence </w:t>
+      </w:r>
+      <w:r>
+        <w:rPr>
           <w:i/>
-          <w:sz w:val="20"/>
-        </w:rPr>
-        <w:t>Purdue University</w:t>
-      </w:r>
-      <w:r>
-        <w:rPr>
-          <w:i/>
-          <w:sz w:val="20"/>
-        </w:rPr>
-        <w:t xml:space="preserve"> — MS, Artificial Intelligence </w:t>
-      </w:r>
-      <w:r>
-        <w:rPr>
-          <w:i/>
-          <w:sz w:val="20"/>
+          <w:sz w:val="21"/>
         </w:rPr>
         <w:t>(In Progress)</w:t>
-      </w:r>
-      <w:r>
-        <w:rPr>
-          <w:i/>
-          <w:sz w:val="20"/>
-        </w:rPr>
-        <w:t xml:space="preserve"> · ECE 50874/59500: led OpenClaw cost-aware runtime plugin (final project), LLM-augmented software engineering</w:t>
       </w:r>
     </w:p>
     <w:p>
@@ -1963,14 +788,6 @@
         </w:rPr>
         <w:t>(Minors: Mathematics &amp; Economics)</w:t>
       </w:r>
-    </w:p>
-    <w:p>
-      <w:pPr>
-        <w:spacing w:before="40" w:after="40"/>
-        <w:pBdr>
-          <w:bottom w:val="single" w:sz="6" w:space="1" w:color="auto"/>
-        </w:pBdr>
-      </w:pPr>
     </w:p>
     <w:p>
       <w:pPr>
